--- a/pr-preview/pr-373/estimator-properties-handout-tracked-changes.docx
+++ b/pr-preview/pr-373/estimator-properties-handout-tracked-changes.docx
@@ -16,7 +16,7 @@
       </w:pPr>
       <w:del w:id="1" w:author="PR Preview" w:date="2026-01-01T00:00:00Z">
         <w:r>
-          <w:delText xml:space="preserve">Last modified: 2026-10-19 01:42:24 (PDT)</w:delText>
+          <w:delText xml:space="preserve">Last modified: 2026-10-19 03:13:51 (PDT)</w:delText>
         </w:r>
       </w:del>
     </w:p>
@@ -26,7 +26,7 @@
       </w:pPr>
       <w:ins w:id="2" w:author="PR Preview" w:date="2026-01-01T00:00:00Z">
         <w:r>
-          <w:t xml:space="preserve">Last modified: 2026-10-19 02:32:24 (PDT)</w:t>
+          <w:t xml:space="preserve">Last modified: 2026-10-19 03:23:45 (PDT)</w:t>
         </w:r>
       </w:ins>
     </w:p>

--- a/pr-preview/pr-373/estimator-properties-handout-tracked-changes.docx
+++ b/pr-preview/pr-373/estimator-properties-handout-tracked-changes.docx
@@ -16,7 +16,7 @@
       </w:pPr>
       <w:del w:id="1" w:author="PR Preview" w:date="2026-01-01T00:00:00Z">
         <w:r>
-          <w:delText xml:space="preserve">Last modified: 2026-10-19 03:13:51 (PDT)</w:delText>
+          <w:delText xml:space="preserve">Last modified: 2026-10-19 03:59:32 (PDT)</w:delText>
         </w:r>
       </w:del>
     </w:p>
@@ -26,7 +26,7 @@
       </w:pPr>
       <w:ins w:id="2" w:author="PR Preview" w:date="2026-01-01T00:00:00Z">
         <w:r>
-          <w:t xml:space="preserve">Last modified: 2026-10-19 03:23:45 (PDT)</w:t>
+          <w:t xml:space="preserve">Last modified: 2026-10-19 04:10:08 (PDT)</w:t>
         </w:r>
       </w:ins>
     </w:p>
@@ -7151,8 +7151,9 @@
       <w:pPr>
         <w:pStyle w:val="BodyText"/>
       </w:pPr>
-      <w:r>
-        <w:t xml:space="preserve">$$
+      <w:del w:id="3" w:author="PR Preview" w:date="2026-01-01T00:00:00Z">
+        <w:r>
+          <w:delText xml:space="preserve">$$
     \begin{aligned}
     \operatorname{Cov}\mathopen{}\left(\hat{\theta}, \ell'\right)\mathclose{}
     &amp;= \operatorname{E}\mathopen{}\left[\hat{\theta}\ell'\right]\mathclose{} - \operatorname{E}\mathopen{}\left[\hat{\theta}\right]\mathclose{}\,\operatorname{E}\mathopen{}\left[\ell'\right]\mathclose{}
@@ -7178,8 +7179,45 @@
     &amp;= 1
     &amp;&amp; \text{(derivative of $\theta$ with respect to $\theta$)}
     \end{aligned}
+    $$</w:delText>
+        </w:r>
+      </w:del>
+    </w:p>
+    <w:p>
+      <w:pPr>
+        <w:pStyle w:val="BodyText"/>
+      </w:pPr>
+      <w:ins w:id="4" w:author="PR Preview" w:date="2026-01-01T00:00:00Z">
+        <w:r>
+          <w:t xml:space="preserve">$$
+    \begin{aligned}
+    {\operatorname{Cov}\mathopen{}\left(\hat{\theta}, \ell'\right)\mathclose{}}
+    &amp;= {\operatorname{E}\mathopen{}\left[\hat{\theta}\ell'\right]\mathclose{}} - {\operatorname{E}\mathopen{}\left[\hat{\theta}\right]\mathclose{}}\,{\operatorname{E}\mathopen{}\left[\ell'\right]\mathclose{}}
+    &amp;&amp; \text{(definition of covariance)}\\
+    &amp;= {\operatorname{E}\mathopen{}\left[\hat{\theta}\ell'\right]\mathclose{}} - {\operatorname{E}\mathopen{}\left[\hat{\theta}\right]\mathclose{}} \cdot 0
+    &amp;&amp; \text{(the score has mean zero)}\\
+    &amp;= {\operatorname{E}\mathopen{}\left[\hat{\theta}\ell'\right]\mathclose{}} - 0
+    &amp;&amp; \text{($b \cdot 0 = 0$)}\\
+    &amp;= {\operatorname{E}\mathopen{}\left[\hat{\theta}\ell'\right]\mathclose{}}
+    &amp;&amp; \text{($a - 0 = a$)}\\
+    &amp;= \int \hat{\theta}(\mathord{\smash[b]{\underset{\raise.3ex\hbox{$\scriptstyle\sim$}}{x}}\vphantom{x}}) \, \ell'(\mathord{\smash[b]{\underset{\raise.3ex\hbox{$\scriptstyle\sim$}}{x}}\vphantom{x}}\mid \theta) \, \operatorname{p}(\mathord{\smash[b]{\underset{\raise.3ex\hbox{$\scriptstyle\sim$}}{x}}\vphantom{x}}\mid \theta) \, d\mathord{\smash[b]{\underset{\raise.3ex\hbox{$\scriptstyle\sim$}}{x}}\vphantom{x}}
+    &amp;&amp; \text{(definition of expectation)}\\
+    &amp;= \int \hat{\theta}(\mathord{\smash[b]{\underset{\raise.3ex\hbox{$\scriptstyle\sim$}}{x}}\vphantom{x}}) \mathopen{}\left(\frac{\partial}{\partial \theta} \log \operatorname{p}(\mathord{\smash[b]{\underset{\raise.3ex\hbox{$\scriptstyle\sim$}}{x}}\vphantom{x}}\mid \theta)\right)\mathclose{} \operatorname{p}(\mathord{\smash[b]{\underset{\raise.3ex\hbox{$\scriptstyle\sim$}}{x}}\vphantom{x}}\mid \theta) \, d\mathord{\smash[b]{\underset{\raise.3ex\hbox{$\scriptstyle\sim$}}{x}}\vphantom{x}}
+    &amp;&amp; \text{(definition of the score)}\\
+    &amp;= \int \hat{\theta}(\mathord{\smash[b]{\underset{\raise.3ex\hbox{$\scriptstyle\sim$}}{x}}\vphantom{x}}) \, \frac{\partial}{\partial \theta} \operatorname{p}(\mathord{\smash[b]{\underset{\raise.3ex\hbox{$\scriptstyle\sim$}}{x}}\vphantom{x}}\mid \theta) \, d\mathord{\smash[b]{\underset{\raise.3ex\hbox{$\scriptstyle\sim$}}{x}}\vphantom{x}}
+    &amp;&amp; \text{(derivative of a log density)}\\
+    &amp;= \frac{\partial}{\partial \theta} \int \hat{\theta}(\mathord{\smash[b]{\underset{\raise.3ex\hbox{$\scriptstyle\sim$}}{x}}\vphantom{x}}) \, \operatorname{p}(\mathord{\smash[b]{\underset{\raise.3ex\hbox{$\scriptstyle\sim$}}{x}}\vphantom{x}}\mid \theta) \, d\mathord{\smash[b]{\underset{\raise.3ex\hbox{$\scriptstyle\sim$}}{x}}\vphantom{x}}
+    &amp;&amp; \text{(exchange derivative and integral)}\\
+    &amp;= \frac{\partial}{\partial \theta} {\operatorname{E}\mathopen{}\left[\hat{\theta}\right]\mathclose{}}
+    &amp;&amp; \text{(definition of expectation)}\\
+    &amp;= \frac{\partial}{\partial \theta} \theta
+    &amp;&amp; \text{($\hat{\theta}$ is unbiased)}\\
+    &amp;= 1
+    &amp;&amp; \text{(derivative of $\theta$ with respect to $\theta$)}
+    \end{aligned}
     $$</w:t>
-      </w:r>
+        </w:r>
+      </w:ins>
     </w:p>
     <w:bookmarkEnd w:id="47"/>
     <w:bookmarkStart w:id="49" w:name="lem-cov-estimator-score"/>
@@ -7261,11 +7299,27 @@
         <w:pStyle w:val="BodyText"/>
       </w:pPr>
       <w:bookmarkStart w:id="48" w:name="eq-cov-estimator-score"/>
-      <w:r>
-        <w:t xml:space="preserve">$$
+      <w:del w:id="5" w:author="PR Preview" w:date="2026-01-01T00:00:00Z">
+        <w:r>
+          <w:delText xml:space="preserve">$$
     \operatorname{Cov}\mathopen{}\left(\hat{\theta}, \ell'(\mathord{\smash[b]{\underset{\raise.3ex\hbox{$\scriptstyle\sim$}}{X}}\vphantom{X}}\mid \theta)\right)\mathclose{} = 1
+     \qquad(4)$$</w:delText>
+        </w:r>
+      </w:del>
+      <w:bookmarkEnd w:id="48"/>
+    </w:p>
+    <w:p>
+      <w:pPr>
+        <w:pStyle w:val="BodyText"/>
+      </w:pPr>
+      <w:bookmarkStart w:id="48" w:name="eq-cov-estimator-score"/>
+      <w:ins w:id="6" w:author="PR Preview" w:date="2026-01-01T00:00:00Z">
+        <w:r>
+          <w:t xml:space="preserve">$$
+    {\operatorname{Cov}\mathopen{}\left(\hat{\theta}, \ell'(\mathord{\smash[b]{\underset{\raise.3ex\hbox{$\scriptstyle\sim$}}{X}}\vphantom{X}}\mid \theta)\right)\mathclose{}} = 1
      \qquad(4)$$</w:t>
-      </w:r>
+        </w:r>
+      </w:ins>
       <w:bookmarkEnd w:id="48"/>
     </w:p>
     <w:bookmarkEnd w:id="49"/>
